--- a/Data/Temp/Reminder_Expire.docx
+++ b/Data/Temp/Reminder_Expire.docx
@@ -103,13 +103,23 @@
     <w:p>
       <w:pPr>
         <w:rPr>
+          <w:rFonts w:ascii="CordiaUPC" w:eastAsiaTheme="minorEastAsia" w:hAnsi="CordiaUPC" w:cs="CordiaUPC" w:hint="cs"/>
+          <w:noProof/>
+          <w:color w:val="0070C0"/>
+          <w:sz w:val="32"/>
+          <w:szCs w:val="32"/>
+        </w:rPr>
+      </w:pPr>
+      <w:r>
+        <w:rPr>
           <w:rFonts w:ascii="CordiaUPC" w:eastAsiaTheme="minorEastAsia" w:hAnsi="CordiaUPC" w:cs="CordiaUPC"/>
           <w:noProof/>
           <w:color w:val="0070C0"/>
           <w:sz w:val="32"/>
           <w:szCs w:val="32"/>
         </w:rPr>
-      </w:pPr>
+        <w:t>&lt;$</w:t>
+      </w:r>
       <w:r>
         <w:rPr>
           <w:rFonts w:ascii="CordiaUPC" w:eastAsiaTheme="minorEastAsia" w:hAnsi="CordiaUPC" w:cs="CordiaUPC"/>
@@ -118,7 +128,7 @@
           <w:sz w:val="32"/>
           <w:szCs w:val="32"/>
         </w:rPr>
-        <w:t>&lt;$</w:t>
+        <w:t>RDE_dt_Reminder_Expire_Report</w:t>
       </w:r>
       <w:r>
         <w:rPr>
@@ -128,713 +138,8 @@
           <w:sz w:val="32"/>
           <w:szCs w:val="32"/>
         </w:rPr>
-        <w:t>RDE_dt_Reminder_Expire_Report</w:t>
-      </w:r>
-      <w:r>
-        <w:rPr>
-          <w:rFonts w:ascii="CordiaUPC" w:eastAsiaTheme="minorEastAsia" w:hAnsi="CordiaUPC" w:cs="CordiaUPC"/>
-          <w:noProof/>
-          <w:color w:val="0070C0"/>
-          <w:sz w:val="32"/>
-          <w:szCs w:val="32"/>
-        </w:rPr>
         <w:t>$&gt;</w:t>
       </w:r>
-    </w:p>
-    <w:p>
-      <w:pPr>
-        <w:rPr>
-          <w:rFonts w:ascii="CordiaUPC" w:eastAsiaTheme="minorEastAsia" w:hAnsi="CordiaUPC" w:cs="CordiaUPC"/>
-          <w:noProof/>
-          <w:sz w:val="32"/>
-          <w:szCs w:val="32"/>
-        </w:rPr>
-      </w:pPr>
-    </w:p>
-    <w:tbl>
-      <w:tblPr>
-        <w:tblStyle w:val="TableGrid"/>
-        <w:tblW w:w="10234" w:type="dxa"/>
-        <w:tblLook w:val="04A0" w:firstRow="1" w:lastRow="0" w:firstColumn="1" w:lastColumn="0" w:noHBand="0" w:noVBand="1"/>
-      </w:tblPr>
-      <w:tblGrid>
-        <w:gridCol w:w="634"/>
-        <w:gridCol w:w="1808"/>
-        <w:gridCol w:w="1948"/>
-        <w:gridCol w:w="1948"/>
-        <w:gridCol w:w="1948"/>
-        <w:gridCol w:w="1948"/>
-      </w:tblGrid>
-      <w:tr>
-        <w:trPr>
-          <w:trHeight w:val="305"/>
-        </w:trPr>
-        <w:tc>
-          <w:tcPr>
-            <w:tcW w:w="634" w:type="dxa"/>
-          </w:tcPr>
-          <w:p>
-            <w:pPr>
-              <w:autoSpaceDE w:val="0"/>
-              <w:autoSpaceDN w:val="0"/>
-              <w:adjustRightInd w:val="0"/>
-              <w:jc w:val="center"/>
-              <w:rPr>
-                <w:rFonts w:ascii="CordiaUPC" w:hAnsi="CordiaUPC" w:cs="CordiaUPC"/>
-                <w:b/>
-                <w:bCs/>
-                <w:color w:val="000000"/>
-                <w:sz w:val="24"/>
-                <w:szCs w:val="24"/>
-                <w:cs/>
-              </w:rPr>
-            </w:pPr>
-            <w:r>
-              <w:rPr>
-                <w:rFonts w:ascii="CordiaUPC" w:hAnsi="CordiaUPC" w:cs="CordiaUPC" w:hint="cs"/>
-                <w:b/>
-                <w:bCs/>
-                <w:color w:val="000000"/>
-                <w:sz w:val="24"/>
-                <w:szCs w:val="24"/>
-                <w:cs/>
-              </w:rPr>
-              <w:t>ลำดับ</w:t>
-            </w:r>
-          </w:p>
-        </w:tc>
-        <w:tc>
-          <w:tcPr>
-            <w:tcW w:w="1808" w:type="dxa"/>
-          </w:tcPr>
-          <w:p>
-            <w:pPr>
-              <w:autoSpaceDE w:val="0"/>
-              <w:autoSpaceDN w:val="0"/>
-              <w:adjustRightInd w:val="0"/>
-              <w:jc w:val="center"/>
-              <w:rPr>
-                <w:rFonts w:ascii="CordiaUPC" w:hAnsi="CordiaUPC" w:cs="CordiaUPC"/>
-                <w:b/>
-                <w:bCs/>
-                <w:color w:val="000000"/>
-                <w:sz w:val="24"/>
-                <w:szCs w:val="24"/>
-              </w:rPr>
-            </w:pPr>
-            <w:r>
-              <w:rPr>
-                <w:rFonts w:ascii="CordiaUPC" w:hAnsi="CordiaUPC" w:cs="CordiaUPC" w:hint="cs"/>
-                <w:b/>
-                <w:bCs/>
-                <w:color w:val="000000"/>
-                <w:sz w:val="24"/>
-                <w:szCs w:val="24"/>
-                <w:cs/>
-              </w:rPr>
-              <w:t>ชื่อลูกค้า</w:t>
-            </w:r>
-          </w:p>
-        </w:tc>
-        <w:tc>
-          <w:tcPr>
-            <w:tcW w:w="1948" w:type="dxa"/>
-          </w:tcPr>
-          <w:p>
-            <w:pPr>
-              <w:autoSpaceDE w:val="0"/>
-              <w:autoSpaceDN w:val="0"/>
-              <w:adjustRightInd w:val="0"/>
-              <w:jc w:val="center"/>
-              <w:rPr>
-                <w:rFonts w:ascii="CordiaUPC" w:hAnsi="CordiaUPC" w:cs="CordiaUPC"/>
-                <w:b/>
-                <w:bCs/>
-                <w:color w:val="000000"/>
-                <w:sz w:val="24"/>
-                <w:szCs w:val="24"/>
-              </w:rPr>
-            </w:pPr>
-            <w:r>
-              <w:rPr>
-                <w:rFonts w:ascii="CordiaUPC" w:hAnsi="CordiaUPC" w:cs="CordiaUPC" w:hint="cs"/>
-                <w:b/>
-                <w:bCs/>
-                <w:color w:val="000000"/>
-                <w:sz w:val="24"/>
-                <w:szCs w:val="24"/>
-                <w:cs/>
-              </w:rPr>
-              <w:t>เลขที่สัญญา</w:t>
-            </w:r>
-          </w:p>
-        </w:tc>
-        <w:tc>
-          <w:tcPr>
-            <w:tcW w:w="1948" w:type="dxa"/>
-          </w:tcPr>
-          <w:p>
-            <w:pPr>
-              <w:autoSpaceDE w:val="0"/>
-              <w:autoSpaceDN w:val="0"/>
-              <w:adjustRightInd w:val="0"/>
-              <w:jc w:val="center"/>
-              <w:rPr>
-                <w:rFonts w:ascii="CordiaUPC" w:hAnsi="CordiaUPC" w:cs="CordiaUPC"/>
-                <w:b/>
-                <w:bCs/>
-                <w:color w:val="000000"/>
-                <w:sz w:val="24"/>
-                <w:szCs w:val="24"/>
-                <w:cs/>
-              </w:rPr>
-            </w:pPr>
-            <w:r>
-              <w:rPr>
-                <w:rFonts w:ascii="CordiaUPC" w:hAnsi="CordiaUPC" w:cs="CordiaUPC" w:hint="cs"/>
-                <w:b/>
-                <w:bCs/>
-                <w:color w:val="000000"/>
-                <w:sz w:val="24"/>
-                <w:szCs w:val="24"/>
-                <w:cs/>
-              </w:rPr>
-              <w:t>รายละเอียด</w:t>
-            </w:r>
-          </w:p>
-        </w:tc>
-        <w:tc>
-          <w:tcPr>
-            <w:tcW w:w="1948" w:type="dxa"/>
-          </w:tcPr>
-          <w:p>
-            <w:pPr>
-              <w:autoSpaceDE w:val="0"/>
-              <w:autoSpaceDN w:val="0"/>
-              <w:adjustRightInd w:val="0"/>
-              <w:jc w:val="center"/>
-              <w:rPr>
-                <w:rFonts w:ascii="CordiaUPC" w:hAnsi="CordiaUPC" w:cs="CordiaUPC"/>
-                <w:b/>
-                <w:bCs/>
-                <w:color w:val="000000"/>
-                <w:sz w:val="24"/>
-                <w:szCs w:val="24"/>
-                <w:cs/>
-              </w:rPr>
-            </w:pPr>
-            <w:r>
-              <w:rPr>
-                <w:rFonts w:ascii="CordiaUPC" w:hAnsi="CordiaUPC" w:cs="CordiaUPC" w:hint="cs"/>
-                <w:b/>
-                <w:bCs/>
-                <w:color w:val="000000"/>
-                <w:sz w:val="24"/>
-                <w:szCs w:val="24"/>
-                <w:cs/>
-              </w:rPr>
-              <w:t>วันที่สิ้นสุดตามสัญญา</w:t>
-            </w:r>
-          </w:p>
-        </w:tc>
-        <w:tc>
-          <w:tcPr>
-            <w:tcW w:w="1948" w:type="dxa"/>
-          </w:tcPr>
-          <w:p>
-            <w:pPr>
-              <w:autoSpaceDE w:val="0"/>
-              <w:autoSpaceDN w:val="0"/>
-              <w:adjustRightInd w:val="0"/>
-              <w:jc w:val="center"/>
-              <w:rPr>
-                <w:rFonts w:ascii="CordiaUPC" w:hAnsi="CordiaUPC" w:cs="CordiaUPC"/>
-                <w:b/>
-                <w:bCs/>
-                <w:color w:val="000000"/>
-                <w:sz w:val="24"/>
-                <w:szCs w:val="24"/>
-                <w:cs/>
-              </w:rPr>
-            </w:pPr>
-            <w:r>
-              <w:rPr>
-                <w:rFonts w:ascii="CordiaUPC" w:hAnsi="CordiaUPC" w:cs="CordiaUPC" w:hint="cs"/>
-                <w:b/>
-                <w:bCs/>
-                <w:color w:val="000000"/>
-                <w:sz w:val="24"/>
-                <w:szCs w:val="24"/>
-                <w:cs/>
-              </w:rPr>
-              <w:t>จำนวนวันคงเหลือ</w:t>
-            </w:r>
-          </w:p>
-        </w:tc>
-      </w:tr>
-      <w:tr>
-        <w:trPr>
-          <w:trHeight w:val="564"/>
-        </w:trPr>
-        <w:tc>
-          <w:tcPr>
-            <w:tcW w:w="634" w:type="dxa"/>
-          </w:tcPr>
-          <w:p>
-            <w:pPr>
-              <w:jc w:val="center"/>
-              <w:rPr>
-                <w:rFonts w:ascii="Aptos Narrow" w:hAnsi="Aptos Narrow"/>
-                <w:color w:val="000000"/>
-                <w:szCs w:val="22"/>
-              </w:rPr>
-            </w:pPr>
-            <w:r>
-              <w:rPr>
-                <w:rFonts w:ascii="Aptos Narrow" w:hAnsi="Aptos Narrow"/>
-                <w:color w:val="000000"/>
-                <w:szCs w:val="22"/>
-              </w:rPr>
-              <w:t>1</w:t>
-            </w:r>
-          </w:p>
-        </w:tc>
-        <w:tc>
-          <w:tcPr>
-            <w:tcW w:w="1808" w:type="dxa"/>
-            <w:vAlign w:val="center"/>
-          </w:tcPr>
-          <w:p>
-            <w:pPr>
-              <w:autoSpaceDE w:val="0"/>
-              <w:autoSpaceDN w:val="0"/>
-              <w:adjustRightInd w:val="0"/>
-              <w:jc w:val="center"/>
-              <w:rPr>
-                <w:rFonts w:ascii="CordiaUPC" w:hAnsi="CordiaUPC" w:cs="CordiaUPC"/>
-                <w:b/>
-                <w:bCs/>
-                <w:color w:val="000000"/>
-                <w:sz w:val="24"/>
-                <w:szCs w:val="24"/>
-              </w:rPr>
-            </w:pPr>
-            <w:r>
-              <w:rPr>
-                <w:rFonts w:ascii="Calibri" w:eastAsia="Times New Roman" w:hAnsi="Calibri" w:cs="Angsana New"/>
-                <w:cs/>
-              </w:rPr>
-              <w:t>บีบีดีโอ กรุงเทพ</w:t>
-            </w:r>
-          </w:p>
-        </w:tc>
-        <w:tc>
-          <w:tcPr>
-            <w:tcW w:w="1948" w:type="dxa"/>
-          </w:tcPr>
-          <w:p>
-            <w:pPr>
-              <w:autoSpaceDE w:val="0"/>
-              <w:autoSpaceDN w:val="0"/>
-              <w:adjustRightInd w:val="0"/>
-              <w:jc w:val="center"/>
-              <w:rPr>
-                <w:rFonts w:ascii="CordiaUPC" w:hAnsi="CordiaUPC" w:cs="CordiaUPC"/>
-                <w:b/>
-                <w:bCs/>
-                <w:color w:val="000000"/>
-                <w:sz w:val="24"/>
-                <w:szCs w:val="24"/>
-              </w:rPr>
-            </w:pPr>
-          </w:p>
-        </w:tc>
-        <w:tc>
-          <w:tcPr>
-            <w:tcW w:w="1948" w:type="dxa"/>
-          </w:tcPr>
-          <w:p>
-            <w:pPr>
-              <w:autoSpaceDE w:val="0"/>
-              <w:autoSpaceDN w:val="0"/>
-              <w:adjustRightInd w:val="0"/>
-              <w:jc w:val="center"/>
-              <w:rPr>
-                <w:rFonts w:ascii="CordiaUPC" w:hAnsi="CordiaUPC" w:cs="CordiaUPC"/>
-                <w:b/>
-                <w:bCs/>
-                <w:color w:val="000000"/>
-                <w:sz w:val="24"/>
-                <w:szCs w:val="24"/>
-              </w:rPr>
-            </w:pPr>
-            <w:r>
-              <w:rPr>
-                <w:rFonts w:ascii="CordiaUPC" w:hAnsi="CordiaUPC" w:cs="CordiaUPC"/>
-                <w:b/>
-                <w:bCs/>
-                <w:color w:val="000000"/>
-                <w:sz w:val="24"/>
-                <w:szCs w:val="24"/>
-              </w:rPr>
-              <w:t>BBDO (1801)</w:t>
-            </w:r>
-          </w:p>
-        </w:tc>
-        <w:tc>
-          <w:tcPr>
-            <w:tcW w:w="1948" w:type="dxa"/>
-          </w:tcPr>
-          <w:p>
-            <w:pPr>
-              <w:autoSpaceDE w:val="0"/>
-              <w:autoSpaceDN w:val="0"/>
-              <w:adjustRightInd w:val="0"/>
-              <w:jc w:val="center"/>
-              <w:rPr>
-                <w:rFonts w:ascii="CordiaUPC" w:hAnsi="CordiaUPC" w:cs="CordiaUPC"/>
-                <w:b/>
-                <w:bCs/>
-                <w:color w:val="000000"/>
-                <w:sz w:val="24"/>
-                <w:szCs w:val="24"/>
-              </w:rPr>
-            </w:pPr>
-            <w:r>
-              <w:rPr>
-                <w:rFonts w:ascii="CordiaUPC" w:hAnsi="CordiaUPC" w:cs="CordiaUPC"/>
-                <w:b/>
-                <w:bCs/>
-                <w:color w:val="000000"/>
-                <w:sz w:val="24"/>
-                <w:szCs w:val="24"/>
-              </w:rPr>
-              <w:t xml:space="preserve">31 </w:t>
-            </w:r>
-            <w:r>
-              <w:rPr>
-                <w:rFonts w:ascii="CordiaUPC" w:hAnsi="CordiaUPC" w:cs="CordiaUPC"/>
-                <w:b/>
-                <w:bCs/>
-                <w:color w:val="000000"/>
-                <w:sz w:val="24"/>
-                <w:szCs w:val="24"/>
-              </w:rPr>
-              <w:t>May</w:t>
-            </w:r>
-            <w:r>
-              <w:rPr>
-                <w:rFonts w:ascii="CordiaUPC" w:hAnsi="CordiaUPC" w:cs="CordiaUPC"/>
-                <w:b/>
-                <w:bCs/>
-                <w:color w:val="000000"/>
-                <w:sz w:val="24"/>
-                <w:szCs w:val="24"/>
-              </w:rPr>
-              <w:t xml:space="preserve"> 202</w:t>
-            </w:r>
-            <w:r>
-              <w:rPr>
-                <w:rFonts w:ascii="CordiaUPC" w:hAnsi="CordiaUPC" w:cs="CordiaUPC"/>
-                <w:b/>
-                <w:bCs/>
-                <w:color w:val="000000"/>
-                <w:sz w:val="24"/>
-                <w:szCs w:val="24"/>
-              </w:rPr>
-              <w:t>6</w:t>
-            </w:r>
-          </w:p>
-          <w:p>
-            <w:pPr>
-              <w:autoSpaceDE w:val="0"/>
-              <w:autoSpaceDN w:val="0"/>
-              <w:adjustRightInd w:val="0"/>
-              <w:jc w:val="center"/>
-              <w:rPr>
-                <w:rFonts w:ascii="CordiaUPC" w:hAnsi="CordiaUPC" w:cs="CordiaUPC"/>
-                <w:b/>
-                <w:bCs/>
-                <w:color w:val="000000"/>
-                <w:sz w:val="24"/>
-                <w:szCs w:val="24"/>
-              </w:rPr>
-            </w:pPr>
-          </w:p>
-        </w:tc>
-        <w:tc>
-          <w:tcPr>
-            <w:tcW w:w="1948" w:type="dxa"/>
-          </w:tcPr>
-          <w:p>
-            <w:pPr>
-              <w:autoSpaceDE w:val="0"/>
-              <w:autoSpaceDN w:val="0"/>
-              <w:adjustRightInd w:val="0"/>
-              <w:jc w:val="center"/>
-              <w:rPr>
-                <w:rFonts w:ascii="CordiaUPC" w:hAnsi="CordiaUPC" w:cs="CordiaUPC"/>
-                <w:b/>
-                <w:bCs/>
-                <w:color w:val="000000"/>
-                <w:sz w:val="24"/>
-                <w:szCs w:val="24"/>
-              </w:rPr>
-            </w:pPr>
-            <w:r>
-              <w:rPr>
-                <w:rFonts w:ascii="CordiaUPC" w:hAnsi="CordiaUPC" w:cs="CordiaUPC"/>
-                <w:b/>
-                <w:bCs/>
-                <w:color w:val="000000"/>
-                <w:sz w:val="24"/>
-                <w:szCs w:val="24"/>
-              </w:rPr>
-              <w:t>50</w:t>
-            </w:r>
-          </w:p>
-        </w:tc>
-      </w:tr>
-      <w:tr>
-        <w:trPr>
-          <w:trHeight w:val="564"/>
-        </w:trPr>
-        <w:tc>
-          <w:tcPr>
-            <w:tcW w:w="634" w:type="dxa"/>
-          </w:tcPr>
-          <w:p>
-            <w:pPr>
-              <w:jc w:val="center"/>
-              <w:rPr>
-                <w:rFonts w:ascii="Aptos Narrow" w:hAnsi="Aptos Narrow"/>
-                <w:color w:val="000000"/>
-                <w:szCs w:val="22"/>
-              </w:rPr>
-            </w:pPr>
-            <w:r>
-              <w:rPr>
-                <w:rFonts w:ascii="Aptos Narrow" w:hAnsi="Aptos Narrow"/>
-                <w:color w:val="000000"/>
-                <w:szCs w:val="22"/>
-              </w:rPr>
-              <w:t>2</w:t>
-            </w:r>
-          </w:p>
-        </w:tc>
-        <w:tc>
-          <w:tcPr>
-            <w:tcW w:w="1808" w:type="dxa"/>
-            <w:vAlign w:val="center"/>
-          </w:tcPr>
-          <w:p>
-            <w:pPr>
-              <w:jc w:val="center"/>
-              <w:rPr>
-                <w:rFonts w:ascii="Aptos Narrow" w:hAnsi="Aptos Narrow"/>
-                <w:color w:val="000000"/>
-                <w:szCs w:val="22"/>
-              </w:rPr>
-            </w:pPr>
-            <w:r>
-              <w:rPr>
-                <w:rFonts w:ascii="Calibri" w:eastAsia="Times New Roman" w:hAnsi="Calibri" w:cs="Calibri"/>
-              </w:rPr>
-              <w:t>HP INC (THAILAND)</w:t>
-            </w:r>
-          </w:p>
-        </w:tc>
-        <w:tc>
-          <w:tcPr>
-            <w:tcW w:w="1948" w:type="dxa"/>
-          </w:tcPr>
-          <w:p>
-            <w:pPr>
-              <w:autoSpaceDE w:val="0"/>
-              <w:autoSpaceDN w:val="0"/>
-              <w:adjustRightInd w:val="0"/>
-              <w:jc w:val="center"/>
-              <w:rPr>
-                <w:rFonts w:ascii="CordiaUPC" w:hAnsi="CordiaUPC" w:cs="CordiaUPC"/>
-                <w:b/>
-                <w:bCs/>
-                <w:color w:val="000000"/>
-                <w:sz w:val="24"/>
-                <w:szCs w:val="24"/>
-              </w:rPr>
-            </w:pPr>
-          </w:p>
-        </w:tc>
-        <w:tc>
-          <w:tcPr>
-            <w:tcW w:w="1948" w:type="dxa"/>
-          </w:tcPr>
-          <w:p>
-            <w:pPr>
-              <w:autoSpaceDE w:val="0"/>
-              <w:autoSpaceDN w:val="0"/>
-              <w:adjustRightInd w:val="0"/>
-              <w:jc w:val="center"/>
-              <w:rPr>
-                <w:rFonts w:ascii="CordiaUPC" w:hAnsi="CordiaUPC" w:cs="CordiaUPC"/>
-                <w:b/>
-                <w:bCs/>
-                <w:color w:val="000000"/>
-                <w:sz w:val="24"/>
-                <w:szCs w:val="24"/>
-              </w:rPr>
-            </w:pPr>
-            <w:r>
-              <w:rPr>
-                <w:rFonts w:ascii="CordiaUPC" w:hAnsi="CordiaUPC" w:cs="CordiaUPC"/>
-                <w:b/>
-                <w:bCs/>
-                <w:color w:val="000000"/>
-                <w:sz w:val="24"/>
-                <w:szCs w:val="24"/>
-                <w:cs/>
-              </w:rPr>
-              <w:t xml:space="preserve">ค่าบริการใช้ช่องทางเดินสาย </w:t>
-            </w:r>
-            <w:r>
-              <w:rPr>
-                <w:rFonts w:ascii="CordiaUPC" w:hAnsi="CordiaUPC" w:cs="CordiaUPC"/>
-                <w:b/>
-                <w:bCs/>
-                <w:color w:val="000000"/>
-                <w:sz w:val="24"/>
-                <w:szCs w:val="24"/>
-              </w:rPr>
-              <w:t>Fiber Optic 24 core</w:t>
-            </w:r>
-          </w:p>
-        </w:tc>
-        <w:tc>
-          <w:tcPr>
-            <w:tcW w:w="1948" w:type="dxa"/>
-          </w:tcPr>
-          <w:p>
-            <w:pPr>
-              <w:autoSpaceDE w:val="0"/>
-              <w:autoSpaceDN w:val="0"/>
-              <w:adjustRightInd w:val="0"/>
-              <w:jc w:val="center"/>
-              <w:rPr>
-                <w:rFonts w:ascii="CordiaUPC" w:hAnsi="CordiaUPC" w:cs="CordiaUPC"/>
-                <w:b/>
-                <w:bCs/>
-                <w:color w:val="000000"/>
-                <w:sz w:val="24"/>
-                <w:szCs w:val="24"/>
-              </w:rPr>
-            </w:pPr>
-            <w:r>
-              <w:rPr>
-                <w:rFonts w:ascii="CordiaUPC" w:hAnsi="CordiaUPC" w:cs="CordiaUPC"/>
-                <w:b/>
-                <w:bCs/>
-                <w:color w:val="000000"/>
-                <w:sz w:val="24"/>
-                <w:szCs w:val="24"/>
-              </w:rPr>
-              <w:t xml:space="preserve">31 </w:t>
-            </w:r>
-            <w:r>
-              <w:rPr>
-                <w:rFonts w:ascii="CordiaUPC" w:hAnsi="CordiaUPC" w:cs="CordiaUPC"/>
-                <w:b/>
-                <w:bCs/>
-                <w:color w:val="000000"/>
-                <w:sz w:val="24"/>
-                <w:szCs w:val="24"/>
-              </w:rPr>
-              <w:t>May</w:t>
-            </w:r>
-            <w:r>
-              <w:rPr>
-                <w:rFonts w:ascii="CordiaUPC" w:hAnsi="CordiaUPC" w:cs="CordiaUPC"/>
-                <w:b/>
-                <w:bCs/>
-                <w:color w:val="000000"/>
-                <w:sz w:val="24"/>
-                <w:szCs w:val="24"/>
-              </w:rPr>
-              <w:t xml:space="preserve"> 202</w:t>
-            </w:r>
-            <w:r>
-              <w:rPr>
-                <w:rFonts w:ascii="CordiaUPC" w:hAnsi="CordiaUPC" w:cs="CordiaUPC"/>
-                <w:b/>
-                <w:bCs/>
-                <w:color w:val="000000"/>
-                <w:sz w:val="24"/>
-                <w:szCs w:val="24"/>
-              </w:rPr>
-              <w:t>6</w:t>
-            </w:r>
-          </w:p>
-          <w:p>
-            <w:pPr>
-              <w:autoSpaceDE w:val="0"/>
-              <w:autoSpaceDN w:val="0"/>
-              <w:adjustRightInd w:val="0"/>
-              <w:jc w:val="center"/>
-              <w:rPr>
-                <w:rFonts w:ascii="CordiaUPC" w:hAnsi="CordiaUPC" w:cs="CordiaUPC"/>
-                <w:b/>
-                <w:bCs/>
-                <w:color w:val="000000"/>
-                <w:sz w:val="24"/>
-                <w:szCs w:val="24"/>
-              </w:rPr>
-            </w:pPr>
-          </w:p>
-        </w:tc>
-        <w:tc>
-          <w:tcPr>
-            <w:tcW w:w="1948" w:type="dxa"/>
-          </w:tcPr>
-          <w:p>
-            <w:pPr>
-              <w:autoSpaceDE w:val="0"/>
-              <w:autoSpaceDN w:val="0"/>
-              <w:adjustRightInd w:val="0"/>
-              <w:jc w:val="center"/>
-              <w:rPr>
-                <w:rFonts w:ascii="CordiaUPC" w:hAnsi="CordiaUPC" w:cs="CordiaUPC"/>
-                <w:b/>
-                <w:bCs/>
-                <w:color w:val="000000"/>
-                <w:sz w:val="24"/>
-                <w:szCs w:val="24"/>
-              </w:rPr>
-            </w:pPr>
-            <w:r>
-              <w:rPr>
-                <w:rFonts w:ascii="CordiaUPC" w:hAnsi="CordiaUPC" w:cs="CordiaUPC"/>
-                <w:b/>
-                <w:bCs/>
-                <w:color w:val="000000"/>
-                <w:sz w:val="24"/>
-                <w:szCs w:val="24"/>
-              </w:rPr>
-              <w:t>50</w:t>
-            </w:r>
-          </w:p>
-        </w:tc>
-      </w:tr>
-    </w:tbl>
-    <w:p>
-      <w:pPr>
-        <w:rPr>
-          <w:rFonts w:ascii="CordiaUPC" w:eastAsiaTheme="minorEastAsia" w:hAnsi="CordiaUPC" w:cs="CordiaUPC"/>
-          <w:b/>
-          <w:bCs/>
-          <w:noProof/>
-          <w:sz w:val="32"/>
-          <w:szCs w:val="32"/>
-        </w:rPr>
-      </w:pPr>
     </w:p>
     <w:p>
       <w:pPr>
@@ -1302,6 +607,7 @@
   <w:style w:type="character" w:default="1" w:styleId="DefaultParagraphFont">
     <w:name w:val="Default Paragraph Font"/>
     <w:uiPriority w:val="1"/>
+    <w:semiHidden/>
     <w:unhideWhenUsed/>
   </w:style>
   <w:style w:type="table" w:default="1" w:styleId="TableNormal">
@@ -1658,6 +964,15 @@
 </file>
 
 <file path=customXml/item2.xml><?xml version="1.0" encoding="utf-8"?>
+<?mso-contentType ?>
+<FormTemplates xmlns="http://schemas.microsoft.com/sharepoint/v3/contenttype/forms">
+  <Display>DocumentLibraryForm</Display>
+  <Edit>DocumentLibraryForm</Edit>
+  <New>DocumentLibraryForm</New>
+</FormTemplates>
+</file>
+
+<file path=customXml/item3.xml><?xml version="1.0" encoding="utf-8"?>
 <ct:contentTypeSchema xmlns:ct="http://schemas.microsoft.com/office/2006/metadata/contentType" xmlns:ma="http://schemas.microsoft.com/office/2006/metadata/properties/metaAttributes" ct:_="" ma:_="" ma:contentTypeName="Document" ma:contentTypeID="0x0101003012D1F8F6E8CE41A9FD88AEF518A5DE" ma:contentTypeVersion="14" ma:contentTypeDescription="Create a new document." ma:contentTypeScope="" ma:versionID="3e32231dc1b2a4456b68f324f2e0065d">
   <xsd:schema xmlns:xsd="http://www.w3.org/2001/XMLSchema" xmlns:xs="http://www.w3.org/2001/XMLSchema" xmlns:p="http://schemas.microsoft.com/office/2006/metadata/properties" xmlns:ns2="9278cb7f-e658-4833-9e97-c2b410339053" xmlns:ns3="a61c1ad3-4e73-4e06-81a5-44f55e4af1d4" targetNamespace="http://schemas.microsoft.com/office/2006/metadata/properties" ma:root="true" ma:fieldsID="f21e209da2ca53683253fcf798bd994f" ns2:_="" ns3:_="">
     <xsd:import namespace="9278cb7f-e658-4833-9e97-c2b410339053"/>
@@ -1886,15 +1201,6 @@
 </ct:contentTypeSchema>
 </file>
 
-<file path=customXml/item3.xml><?xml version="1.0" encoding="utf-8"?>
-<?mso-contentType ?>
-<FormTemplates xmlns="http://schemas.microsoft.com/sharepoint/v3/contenttype/forms">
-  <Display>DocumentLibraryForm</Display>
-  <Edit>DocumentLibraryForm</Edit>
-  <New>DocumentLibraryForm</New>
-</FormTemplates>
-</file>
-
 <file path=customXml/itemProps1.xml><?xml version="1.0" encoding="utf-8"?>
 <ds:datastoreItem xmlns:ds="http://schemas.openxmlformats.org/officeDocument/2006/customXml" ds:itemID="{E97F5865-30E8-4947-808C-FF3DEEA53760}">
   <ds:schemaRefs>
@@ -1907,6 +1213,14 @@
 </file>
 
 <file path=customXml/itemProps2.xml><?xml version="1.0" encoding="utf-8"?>
+<ds:datastoreItem xmlns:ds="http://schemas.openxmlformats.org/officeDocument/2006/customXml" ds:itemID="{8092DC88-FC30-4558-94FA-CFF33555BE44}">
+  <ds:schemaRefs>
+    <ds:schemaRef ds:uri="http://schemas.microsoft.com/sharepoint/v3/contenttype/forms"/>
+  </ds:schemaRefs>
+</ds:datastoreItem>
+</file>
+
+<file path=customXml/itemProps3.xml><?xml version="1.0" encoding="utf-8"?>
 <ds:datastoreItem xmlns:ds="http://schemas.openxmlformats.org/officeDocument/2006/customXml" ds:itemID="{EEC43C61-52CB-44B4-8835-056AFEB1ACCD}">
   <ds:schemaRefs>
     <ds:schemaRef ds:uri="http://schemas.microsoft.com/office/2006/metadata/contentType"/>
@@ -1923,12 +1237,4 @@
     <ds:schemaRef ds:uri="http://schemas.microsoft.com/internal/obd"/>
   </ds:schemaRefs>
 </ds:datastoreItem>
-</file>
-
-<file path=customXml/itemProps3.xml><?xml version="1.0" encoding="utf-8"?>
-<ds:datastoreItem xmlns:ds="http://schemas.openxmlformats.org/officeDocument/2006/customXml" ds:itemID="{8092DC88-FC30-4558-94FA-CFF33555BE44}">
-  <ds:schemaRefs>
-    <ds:schemaRef ds:uri="http://schemas.microsoft.com/sharepoint/v3/contenttype/forms"/>
-  </ds:schemaRefs>
-</ds:datastoreItem>
 </file>